--- a/docs/Proposal - MRAS Eco.docx
+++ b/docs/Proposal - MRAS Eco.docx
@@ -204,7 +204,23 @@
           <w:sz w:val="24"/>
           <w:szCs w:val="24"/>
         </w:rPr>
-        <w:t xml:space="preserve"> IT304040 Python Programming – Final Group Project</w:t>
+        <w:t xml:space="preserve"> IT304040 Python Programming –</w:t>
+      </w:r>
+      <w:r>
+        <w:rPr>
+          <w:rFonts w:eastAsia="Times New Roman" w:cs="Times New Roman"/>
+          <w:sz w:val="24"/>
+          <w:szCs w:val="24"/>
+        </w:rPr>
+        <w:t xml:space="preserve"> </w:t>
+      </w:r>
+      <w:r>
+        <w:rPr>
+          <w:rFonts w:eastAsia="Times New Roman" w:cs="Times New Roman"/>
+          <w:sz w:val="24"/>
+          <w:szCs w:val="24"/>
+        </w:rPr>
+        <w:t>Group Project</w:t>
       </w:r>
     </w:p>
     <w:p>
@@ -224,7 +240,17 @@
           <w:sz w:val="24"/>
           <w:szCs w:val="24"/>
         </w:rPr>
-        <w:t>Project Team (Agile Squad):</w:t>
+        <w:t>Project Team - 03</w:t>
+      </w:r>
+      <w:r>
+        <w:rPr>
+          <w:rFonts w:eastAsia="Times New Roman" w:cs="Times New Roman"/>
+          <w:b/>
+          <w:bCs/>
+          <w:sz w:val="24"/>
+          <w:szCs w:val="24"/>
+        </w:rPr>
+        <w:t>:</w:t>
       </w:r>
     </w:p>
     <w:p>
@@ -402,7 +428,7 @@
           <w:sz w:val="24"/>
           <w:szCs w:val="24"/>
         </w:rPr>
-        <w:t xml:space="preserve">G.B.D. </w:t>
+        <w:t xml:space="preserve">G.B. </w:t>
       </w:r>
       <w:proofErr w:type="spellStart"/>
       <w:r>
@@ -439,6 +465,22 @@
           <w:szCs w:val="24"/>
         </w:rPr>
         <w:t xml:space="preserve"> (SIS/24/B2/15)</w:t>
+      </w:r>
+      <w:r>
+        <w:rPr>
+          <w:rFonts w:eastAsia="Times New Roman" w:cs="Times New Roman"/>
+          <w:sz w:val="24"/>
+          <w:szCs w:val="24"/>
+        </w:rPr>
+        <w:t xml:space="preserve"> - L</w:t>
+      </w:r>
+      <w:r>
+        <w:rPr>
+          <w:rFonts w:eastAsia="Times New Roman" w:cs="Times New Roman"/>
+          <w:sz w:val="24"/>
+          <w:szCs w:val="24"/>
+        </w:rPr>
+        <w:t>eader</w:t>
       </w:r>
     </w:p>
     <w:p>
@@ -1302,7 +1344,25 @@
           <w:sz w:val="24"/>
           <w:szCs w:val="24"/>
         </w:rPr>
-        <w:t xml:space="preserve"> Integrates a free external API to fetch current Air Quality Index (AQI) data at the time of consultation, linking environmental risk factors directly to respiratory prescriptions.</w:t>
+        <w:t xml:space="preserve"> Integrates a free external API to fetch current Air Quality Index (AQI) data</w:t>
+      </w:r>
+      <w:r>
+        <w:rPr>
+          <w:rFonts w:eastAsia="Times New Roman" w:cs="Times New Roman"/>
+          <w:sz w:val="24"/>
+          <w:szCs w:val="24"/>
+        </w:rPr>
+        <w:t>/ other environment data</w:t>
+      </w:r>
+      <w:bookmarkStart w:id="0" w:name="_GoBack"/>
+      <w:bookmarkEnd w:id="0"/>
+      <w:r>
+        <w:rPr>
+          <w:rFonts w:eastAsia="Times New Roman" w:cs="Times New Roman"/>
+          <w:sz w:val="24"/>
+          <w:szCs w:val="24"/>
+        </w:rPr>
+        <w:t>, linking environmental risk factors directly to respiratory prescriptions.</w:t>
       </w:r>
     </w:p>
     <w:p>
@@ -11284,7 +11344,7 @@
           <w:sz w:val="24"/>
           <w:szCs w:val="24"/>
         </w:rPr>
-        <w:t xml:space="preserve"> (PM / Scrum Master): Coordinates daily stand-ups, manages the </w:t>
+        <w:t xml:space="preserve"> (PM): Coordinates daily stand-ups, manages the </w:t>
       </w:r>
       <w:proofErr w:type="spellStart"/>
       <w:r>
@@ -12051,8 +12111,6 @@
           <w:szCs w:val="24"/>
         </w:rPr>
       </w:pPr>
-      <w:bookmarkStart w:id="0" w:name="_GoBack"/>
-      <w:bookmarkEnd w:id="0"/>
     </w:p>
     <w:sectPr>
       <w:pgSz w:w="12240" w:h="15840"/>
